--- a/docs/03_chowdhury2022_dl_review/발표자료_비접촉지문인식_논문구현.docx
+++ b/docs/03_chowdhury2022_dl_review/발표자료_비접촉지문인식_논문구현.docx
@@ -3198,6 +3198,72 @@
     </w:p>
     <w:p>
       <w:pPr>
+        <w:spacing w:before="80" w:after="40"/>
+        <w:jc w:val="center"/>
+      </w:pPr>
+      <w:r>
+        <w:drawing>
+          <wp:inline xmlns:a="http://schemas.openxmlformats.org/drawingml/2006/main" xmlns:pic="http://schemas.openxmlformats.org/drawingml/2006/picture">
+            <wp:extent cx="8352000" cy="3200615"/>
+            <wp:docPr id="2" name="Picture 2"/>
+            <wp:cNvGraphicFramePr>
+              <a:graphicFrameLocks noChangeAspect="1"/>
+            </wp:cNvGraphicFramePr>
+            <a:graphic>
+              <a:graphicData uri="http://schemas.openxmlformats.org/drawingml/2006/picture">
+                <pic:pic>
+                  <pic:nvPicPr>
+                    <pic:cNvPr id="0" name="fig_shading.png"/>
+                    <pic:cNvPicPr/>
+                  </pic:nvPicPr>
+                  <pic:blipFill>
+                    <a:blip r:embed="rId10"/>
+                    <a:stretch>
+                      <a:fillRect/>
+                    </a:stretch>
+                  </pic:blipFill>
+                  <pic:spPr>
+                    <a:xfrm>
+                      <a:off x="0" y="0"/>
+                      <a:ext cx="8352000" cy="3200615"/>
+                    </a:xfrm>
+                    <a:prstGeom prst="rect"/>
+                  </pic:spPr>
+                </pic:pic>
+              </a:graphicData>
+            </a:graphic>
+          </wp:inline>
+        </w:drawing>
+      </w:r>
+    </w:p>
+    <w:p>
+      <w:pPr>
+        <w:spacing w:after="200"/>
+        <w:jc w:val="center"/>
+      </w:pPr>
+      <w:r>
+        <w:rPr>
+          <w:rFonts w:ascii="맑은 고딕" w:hAnsi="맑은 고딕" w:eastAsia="맑은 고딕"/>
+          <w:b w:val="0"/>
+          <w:i w:val="0"/>
+          <w:color w:val="66757E"/>
+          <w:sz w:val="16"/>
+        </w:rPr>
+        <w:t>왼쪽은 앱이 실제로 출력했던 결과다. 융선이 아니라 손가락 곡면의 음영 등고선을 잡고 있다.</w:t>
+      </w:r>
+    </w:p>
+    <w:p>
+      <w:r>
+        <w:br w:type="page"/>
+      </w:r>
+    </w:p>
+    <w:p>
+      <w:r>
+        <w:br w:type="page"/>
+      </w:r>
+    </w:p>
+    <w:p>
+      <w:pPr>
         <w:keepNext/>
         <w:spacing w:before="160" w:after="60"/>
       </w:pPr>
@@ -3253,6 +3319,62 @@
           <w:sz w:val="19"/>
         </w:rPr>
         <w:t xml:space="preserve">  골격 4,315 px(기존 5,459 px) · 윤곽 아티팩트 소멸  </w:t>
+      </w:r>
+    </w:p>
+    <w:p>
+      <w:pPr>
+        <w:spacing w:before="80" w:after="40"/>
+        <w:jc w:val="center"/>
+      </w:pPr>
+      <w:r>
+        <w:drawing>
+          <wp:inline xmlns:a="http://schemas.openxmlformats.org/drawingml/2006/main" xmlns:pic="http://schemas.openxmlformats.org/drawingml/2006/picture">
+            <wp:extent cx="4968000" cy="4102207"/>
+            <wp:docPr id="3" name="Picture 3"/>
+            <wp:cNvGraphicFramePr>
+              <a:graphicFrameLocks noChangeAspect="1"/>
+            </wp:cNvGraphicFramePr>
+            <a:graphic>
+              <a:graphicData uri="http://schemas.openxmlformats.org/drawingml/2006/picture">
+                <pic:pic>
+                  <pic:nvPicPr>
+                    <pic:cNvPr id="0" name="fig_skeleton.png"/>
+                    <pic:cNvPicPr/>
+                  </pic:nvPicPr>
+                  <pic:blipFill>
+                    <a:blip r:embed="rId11"/>
+                    <a:stretch>
+                      <a:fillRect/>
+                    </a:stretch>
+                  </pic:blipFill>
+                  <pic:spPr>
+                    <a:xfrm>
+                      <a:off x="0" y="0"/>
+                      <a:ext cx="4968000" cy="4102207"/>
+                    </a:xfrm>
+                    <a:prstGeom prst="rect"/>
+                  </pic:spPr>
+                </pic:pic>
+              </a:graphicData>
+            </a:graphic>
+          </wp:inline>
+        </w:drawing>
+      </w:r>
+    </w:p>
+    <w:p>
+      <w:pPr>
+        <w:spacing w:after="200"/>
+        <w:jc w:val="center"/>
+      </w:pPr>
+      <w:r>
+        <w:rPr>
+          <w:rFonts w:ascii="맑은 고딕" w:hAnsi="맑은 고딕" w:eastAsia="맑은 고딕"/>
+          <w:b w:val="0"/>
+          <w:i w:val="0"/>
+          <w:color w:val="66757E"/>
+          <w:sz w:val="16"/>
+        </w:rPr>
+        <w:t>세선화가 마스크 테두리를 1픽셀 곡선으로 추적한 흔적이 왼쪽 윤곽선이다.</w:t>
       </w:r>
     </w:p>
     <w:p>
